--- a/docs/SPESIFIKASI_INFRASTRUKTUR.docx
+++ b/docs/SPESIFIKASI_INFRASTRUKTUR.docx
@@ -2,7 +2,7 @@
 <file path=word/document.xml><?xml version="1.0" encoding="utf-8"?>
 <w:document xmlns:w="http://schemas.openxmlformats.org/wordprocessingml/2006/main" xmlns:m="http://schemas.openxmlformats.org/officeDocument/2006/math" xmlns:r="http://schemas.openxmlformats.org/officeDocument/2006/relationships" xmlns:o="urn:schemas-microsoft-com:office:office" xmlns:v="urn:schemas-microsoft-com:vml" xmlns:w10="urn:schemas-microsoft-com:office:word" xmlns:a="http://schemas.openxmlformats.org/drawingml/2006/main" xmlns:pic="http://schemas.openxmlformats.org/drawingml/2006/picture" xmlns:wp="http://schemas.openxmlformats.org/drawingml/2006/wordprocessingDrawing">
   <w:body>
-    <w:bookmarkStart w:id="39" w:name="spesifikasi-kebutuhan-infrastruktur"/>
+    <w:bookmarkStart w:id="42" w:name="spesifikasi-kebutuhan-infrastruktur"/>
     <w:p>
       <w:pPr>
         <w:pStyle w:val="Heading1"/>
@@ -78,7 +78,7 @@
         <w:t xml:space="preserve"> </w:t>
       </w:r>
       <w:r>
-        <w:t xml:space="preserve">sistem tracking penagihan berbasis web + mobile PWA:</w:t>
+        <w:t xml:space="preserve">sistem tracking penagihan berbasis web + mobile (PWA browser + APK Android native):</w:t>
       </w:r>
     </w:p>
     <w:p>
@@ -246,7 +246,7 @@
         <w:rPr>
           <w:rStyle w:val="VerbatimChar"/>
         </w:rPr>
-        <w:t xml:space="preserve">  │  Laptop / PC          │         │  HP Petugas (PWA)    │</w:t>
+        <w:t xml:space="preserve">  │  Laptop / PC          │         │  HP Petugas          │</w:t>
       </w:r>
       <w:r>
         <w:br/>
@@ -255,7 +255,7 @@
         <w:rPr>
           <w:rStyle w:val="VerbatimChar"/>
         </w:rPr>
-        <w:t xml:space="preserve">  │  Supervisor &amp; Admin   │         │  GPS + Kamera        │</w:t>
+        <w:t xml:space="preserve">  │  Supervisor &amp; Admin   │         │  PWA / APK Native    │</w:t>
       </w:r>
       <w:r>
         <w:br/>
@@ -264,7 +264,7 @@
         <w:rPr>
           <w:rStyle w:val="VerbatimChar"/>
         </w:rPr>
-        <w:t xml:space="preserve">  │  Browser modern       │         │  Online + offline    │</w:t>
+        <w:t xml:space="preserve">  │  Browser modern       │         │  GPS + Kamera + FCM  │</w:t>
       </w:r>
       <w:r>
         <w:br/>
@@ -449,13 +449,19 @@
         <w:t xml:space="preserve"> </w:t>
       </w:r>
       <w:r>
-        <w:t xml:space="preserve">non-HTTPS yang terbuka ke publik. PWA petugas dapat queue laporan saat</w:t>
+        <w:t xml:space="preserve">non-HTTPS yang terbuka ke publik. Aplikasi petugas (PWA atau APK) dapat</w:t>
       </w:r>
       <w:r>
         <w:t xml:space="preserve"> </w:t>
       </w:r>
       <w:r>
-        <w:t xml:space="preserve">offline dan auto-sync ketika koneksi pulih.</w:t>
+        <w:t xml:space="preserve">queue laporan saat offline dan auto-sync ketika koneksi pulih.</w:t>
+      </w:r>
+      <w:r>
+        <w:t xml:space="preserve"> </w:t>
+      </w:r>
+      <w:r>
+        <w:t xml:space="preserve">Push notification via VAPID Web Push (PWA) atau FCM Firebase (APK native).</w:t>
       </w:r>
     </w:p>
     <w:p>
@@ -2752,7 +2758,7 @@
     </w:p>
     <w:bookmarkEnd w:id="20"/>
     <w:bookmarkEnd w:id="21"/>
-    <w:bookmarkStart w:id="28" w:name="spesifikasi-device-petugas-lapangan"/>
+    <w:bookmarkStart w:id="31" w:name="spesifikasi-device-petugas-lapangan"/>
     <w:p>
       <w:pPr>
         <w:pStyle w:val="Heading2"/>
@@ -2766,19 +2772,129 @@
         <w:pStyle w:val="FirstParagraph"/>
       </w:pPr>
       <w:r>
-        <w:t xml:space="preserve">Aplikasi mobile berjalan sebagai PWA (Progressive Web App) di browser.</w:t>
+        <w:t xml:space="preserve">Aplikasi mobile petugas tersedia dalam</w:t>
       </w:r>
       <w:r>
         <w:t xml:space="preserve"> </w:t>
       </w:r>
       <w:r>
-        <w:t xml:space="preserve">GPS dan kamera adalah komponen kritis. Battery life menentukan jam</w:t>
+        <w:rPr>
+          <w:b/>
+          <w:bCs/>
+        </w:rPr>
+        <w:t xml:space="preserve">dua bentuk paralel</w:t>
+      </w:r>
+      <w:r>
+        <w:t xml:space="preserve">:</w:t>
+      </w:r>
+    </w:p>
+    <w:p>
+      <w:pPr>
+        <w:pStyle w:val="Compact"/>
+        <w:numPr>
+          <w:ilvl w:val="0"/>
+          <w:numId w:val="1004"/>
+        </w:numPr>
+      </w:pPr>
+      <w:r>
+        <w:rPr>
+          <w:b/>
+          <w:bCs/>
+        </w:rPr>
+        <w:t xml:space="preserve">PWA (Progressive Web App)</w:t>
       </w:r>
       <w:r>
         <w:t xml:space="preserve"> </w:t>
       </w:r>
       <w:r>
-        <w:t xml:space="preserve">operasional.</w:t>
+        <w:t xml:space="preserve">— buka di Chrome/Safari, install ke home screen tanpa app store. GPS aktif saat aplikasi di foreground. Cakupan tracking ~70-85% karena browser suspend</w:t>
+      </w:r>
+      <w:r>
+        <w:t xml:space="preserve"> </w:t>
+      </w:r>
+      <w:r>
+        <w:rPr>
+          <w:rStyle w:val="VerbatimChar"/>
+        </w:rPr>
+        <w:t xml:space="preserve">watchPosition</w:t>
+      </w:r>
+      <w:r>
+        <w:t xml:space="preserve"> </w:t>
+      </w:r>
+      <w:r>
+        <w:t xml:space="preserve">saat layar mati.</w:t>
+      </w:r>
+    </w:p>
+    <w:p>
+      <w:pPr>
+        <w:pStyle w:val="Compact"/>
+        <w:numPr>
+          <w:ilvl w:val="0"/>
+          <w:numId w:val="1004"/>
+        </w:numPr>
+      </w:pPr>
+      <w:r>
+        <w:rPr>
+          <w:b/>
+          <w:bCs/>
+        </w:rPr>
+        <w:t xml:space="preserve">APK Android Native (Capacitor)</w:t>
+      </w:r>
+      <w:r>
+        <w:t xml:space="preserve"> </w:t>
+      </w:r>
+      <w:r>
+        <w:t xml:space="preserve">— sideload lewat file APK. Punya</w:t>
+      </w:r>
+      <w:r>
+        <w:t xml:space="preserve"> </w:t>
+      </w:r>
+      <w:r>
+        <w:rPr>
+          <w:b/>
+          <w:bCs/>
+        </w:rPr>
+        <w:t xml:space="preserve">foreground service</w:t>
+      </w:r>
+      <w:r>
+        <w:t xml:space="preserve"> </w:t>
+      </w:r>
+      <w:r>
+        <w:t xml:space="preserve">untuk GPS yang tetap jalan walau layar mati / aplikasi backgrounded. Push notification via</w:t>
+      </w:r>
+      <w:r>
+        <w:t xml:space="preserve"> </w:t>
+      </w:r>
+      <w:r>
+        <w:rPr>
+          <w:b/>
+          <w:bCs/>
+        </w:rPr>
+        <w:t xml:space="preserve">FCM Firebase</w:t>
+      </w:r>
+      <w:r>
+        <w:t xml:space="preserve"> </w:t>
+      </w:r>
+      <w:r>
+        <w:t xml:space="preserve">langsung ke status bar. Cakupan tracking ~95-99%.</w:t>
+      </w:r>
+    </w:p>
+    <w:p>
+      <w:pPr>
+        <w:pStyle w:val="FirstParagraph"/>
+      </w:pPr>
+      <w:r>
+        <w:rPr>
+          <w:b/>
+          <w:bCs/>
+        </w:rPr>
+        <w:t xml:space="preserve">Rekomendasi produksi:</w:t>
+      </w:r>
+      <w:r>
+        <w:t xml:space="preserve"> </w:t>
+      </w:r>
+      <w:r>
+        <w:t xml:space="preserve">petugas Android pakai APK; iOS tetap PWA (Capacitor iOS tidak di-deliver di fase ini). GPS dan kamera adalah komponen kritis. Battery life menentukan jam operasional.</w:t>
       </w:r>
     </w:p>
     <w:bookmarkStart w:id="22" w:name="hardware-1"/>
@@ -2902,18 +3018,18 @@
               <w:pStyle w:val="Compact"/>
             </w:pPr>
             <w:r>
-              <w:t xml:space="preserve">2 GB</w:t>
-            </w:r>
-          </w:p>
-        </w:tc>
-        <w:tc>
-          <w:tcPr/>
-          <w:p>
-            <w:pPr>
-              <w:pStyle w:val="Compact"/>
-            </w:pPr>
-            <w:r>
-              <w:t xml:space="preserve">3+ GB</w:t>
+              <w:t xml:space="preserve">3 GB (APK Capacitor + foreground service + WebView)</w:t>
+            </w:r>
+          </w:p>
+        </w:tc>
+        <w:tc>
+          <w:tcPr/>
+          <w:p>
+            <w:pPr>
+              <w:pStyle w:val="Compact"/>
+            </w:pPr>
+            <w:r>
+              <w:t xml:space="preserve">4+ GB</w:t>
             </w:r>
           </w:p>
         </w:tc>
@@ -2941,7 +3057,7 @@
               <w:pStyle w:val="Compact"/>
             </w:pPr>
             <w:r>
-              <w:t xml:space="preserve">1 GB (untuk PWA cache + antrian offline)</w:t>
+              <w:t xml:space="preserve">1.5 GB (APK 6 MB + WebView cache + antrian offline + foto pending)</w:t>
             </w:r>
           </w:p>
         </w:tc>
@@ -3097,18 +3213,18 @@
               <w:pStyle w:val="Compact"/>
             </w:pPr>
             <w:r>
-              <w:t xml:space="preserve">3.000 mAh + powerbank cadangan wajib</w:t>
-            </w:r>
-          </w:p>
-        </w:tc>
-        <w:tc>
-          <w:tcPr/>
-          <w:p>
-            <w:pPr>
-              <w:pStyle w:val="Compact"/>
-            </w:pPr>
-            <w:r>
-              <w:t xml:space="preserve">4.500+ mAh</w:t>
+              <w:t xml:space="preserve">4.000 mAh + powerbank cadangan wajib (foreground GPS + FCM listener drain ±8-12%/jam)</w:t>
+            </w:r>
+          </w:p>
+        </w:tc>
+        <w:tc>
+          <w:tcPr/>
+          <w:p>
+            <w:pPr>
+              <w:pStyle w:val="Compact"/>
+            </w:pPr>
+            <w:r>
+              <w:t xml:space="preserve">5.000+ mAh</w:t>
             </w:r>
           </w:p>
         </w:tc>
@@ -3153,6 +3269,24 @@
         </w:tc>
       </w:tr>
     </w:tbl>
+    <w:p>
+      <w:pPr>
+        <w:pStyle w:val="BlockText"/>
+      </w:pPr>
+      <w:r>
+        <w:rPr>
+          <w:b/>
+          <w:bCs/>
+        </w:rPr>
+        <w:t xml:space="preserve">Catatan RAM 3 GB (naik dari 2 GB):</w:t>
+      </w:r>
+      <w:r>
+        <w:t xml:space="preserve"> </w:t>
+      </w:r>
+      <w:r>
+        <w:t xml:space="preserve">APK Capacitor menjalankan WebView (Chrome-based) + foreground service GPS sekaligus. Total memori ±250-350 MB — di HP RAM 2 GB, Android sering kill service saat memori tekanan. Kalau tetap pakai HP 2 GB, wajib pakai jalur PWA (bukan APK).</w:t>
+      </w:r>
+    </w:p>
     <w:bookmarkEnd w:id="22"/>
     <w:bookmarkStart w:id="23" w:name="software-1"/>
     <w:p>
@@ -3236,18 +3370,18 @@
               <w:pStyle w:val="Compact"/>
             </w:pPr>
             <w:r>
-              <w:t xml:space="preserve">Android 8.0 (Oreo)</w:t>
-            </w:r>
-          </w:p>
-        </w:tc>
-        <w:tc>
-          <w:tcPr/>
-          <w:p>
-            <w:pPr>
-              <w:pStyle w:val="Compact"/>
-            </w:pPr>
-            <w:r>
-              <w:t xml:space="preserve">Android 13+</w:t>
+              <w:t xml:space="preserve">Android 8.0 (Oreo) — untuk PWA</w:t>
+            </w:r>
+          </w:p>
+        </w:tc>
+        <w:tc>
+          <w:tcPr/>
+          <w:p>
+            <w:pPr>
+              <w:pStyle w:val="Compact"/>
+            </w:pPr>
+            <w:r>
+              <w:t xml:space="preserve">Android 13+ — untuk APK Capacitor</w:t>
             </w:r>
           </w:p>
         </w:tc>
@@ -3264,7 +3398,7 @@
                 <w:b/>
                 <w:bCs/>
               </w:rPr>
-              <w:t xml:space="preserve">Chrome Android</w:t>
+              <w:t xml:space="preserve">Chrome Android / System WebView</w:t>
             </w:r>
           </w:p>
         </w:tc>
@@ -3286,7 +3420,56 @@
               <w:pStyle w:val="Compact"/>
             </w:pPr>
             <w:r>
-              <w:t xml:space="preserve">versi terbaru</w:t>
+              <w:t xml:space="preserve">versi terbaru (Chromium 100+)</w:t>
+            </w:r>
+          </w:p>
+        </w:tc>
+      </w:tr>
+      <w:tr>
+        <w:tc>
+          <w:tcPr/>
+          <w:p>
+            <w:pPr>
+              <w:pStyle w:val="Compact"/>
+            </w:pPr>
+            <w:r>
+              <w:rPr>
+                <w:b/>
+                <w:bCs/>
+              </w:rPr>
+              <w:t xml:space="preserve">Google Play Services</w:t>
+            </w:r>
+          </w:p>
+        </w:tc>
+        <w:tc>
+          <w:tcPr/>
+          <w:p>
+            <w:pPr>
+              <w:pStyle w:val="Compact"/>
+            </w:pPr>
+            <w:r>
+              <w:rPr>
+                <w:b/>
+                <w:bCs/>
+              </w:rPr>
+              <w:t xml:space="preserve">wajib</w:t>
+            </w:r>
+            <w:r>
+              <w:t xml:space="preserve"> </w:t>
+            </w:r>
+            <w:r>
+              <w:t xml:space="preserve">ter-install + ter-update</w:t>
+            </w:r>
+          </w:p>
+        </w:tc>
+        <w:tc>
+          <w:tcPr/>
+          <w:p>
+            <w:pPr>
+              <w:pStyle w:val="Compact"/>
+            </w:pPr>
+            <w:r>
+              <w:t xml:space="preserve">(WAJIB untuk FCM push notification APK)</w:t>
             </w:r>
           </w:p>
         </w:tc>
@@ -3314,18 +3497,18 @@
               <w:pStyle w:val="Compact"/>
             </w:pPr>
             <w:r>
-              <w:t xml:space="preserve">iOS 14</w:t>
-            </w:r>
-          </w:p>
-        </w:tc>
-        <w:tc>
-          <w:tcPr/>
-          <w:p>
-            <w:pPr>
-              <w:pStyle w:val="Compact"/>
-            </w:pPr>
-            <w:r>
-              <w:t xml:space="preserve">iOS 16+</w:t>
+              <w:t xml:space="preserve">iOS 14 (PWA only)</w:t>
+            </w:r>
+          </w:p>
+        </w:tc>
+        <w:tc>
+          <w:tcPr/>
+          <w:p>
+            <w:pPr>
+              <w:pStyle w:val="Compact"/>
+            </w:pPr>
+            <w:r>
+              <w:t xml:space="preserve">iOS 16+ (PWA only)</w:t>
             </w:r>
           </w:p>
         </w:tc>
@@ -3369,48 +3552,56 @@
           </w:p>
         </w:tc>
       </w:tr>
-      <w:tr>
-        <w:tc>
-          <w:tcPr/>
-          <w:p>
-            <w:pPr>
-              <w:pStyle w:val="Compact"/>
-            </w:pPr>
-            <w:r>
-              <w:rPr>
-                <w:b/>
-                <w:bCs/>
-              </w:rPr>
-              <w:t xml:space="preserve">Google Play Services</w:t>
-            </w:r>
-          </w:p>
-        </w:tc>
-        <w:tc>
-          <w:tcPr/>
-          <w:p>
-            <w:pPr>
-              <w:pStyle w:val="Compact"/>
-            </w:pPr>
-            <w:r>
-              <w:t xml:space="preserve">terinstall + ter-update</w:t>
-            </w:r>
-          </w:p>
-        </w:tc>
-        <w:tc>
-          <w:tcPr/>
-          <w:p>
-            <w:pPr>
-              <w:pStyle w:val="Compact"/>
-            </w:pPr>
-            <w:r>
-              <w:t xml:space="preserve">(untuk push notification)</w:t>
-            </w:r>
-          </w:p>
-        </w:tc>
-      </w:tr>
     </w:tbl>
+    <w:p>
+      <w:pPr>
+        <w:pStyle w:val="BlockText"/>
+      </w:pPr>
+      <w:r>
+        <w:rPr>
+          <w:b/>
+          <w:bCs/>
+        </w:rPr>
+        <w:t xml:space="preserve">Google Play Services WAJIB untuk APK.</w:t>
+      </w:r>
+      <w:r>
+        <w:t xml:space="preserve"> </w:t>
+      </w:r>
+      <w:r>
+        <w:t xml:space="preserve">Push notification dari supervisor (chat, alert laporan, geofence violation) rely pada</w:t>
+      </w:r>
+      <w:r>
+        <w:t xml:space="preserve"> </w:t>
+      </w:r>
+      <w:r>
+        <w:rPr>
+          <w:b/>
+          <w:bCs/>
+        </w:rPr>
+        <w:t xml:space="preserve">FCM Firebase</w:t>
+      </w:r>
+      <w:r>
+        <w:t xml:space="preserve">. HP grey-market China tanpa GMS</w:t>
+      </w:r>
+      <w:r>
+        <w:t xml:space="preserve"> </w:t>
+      </w:r>
+      <w:r>
+        <w:rPr>
+          <w:b/>
+          <w:bCs/>
+        </w:rPr>
+        <w:t xml:space="preserve">tidak akan menerima notifikasi</w:t>
+      </w:r>
+      <w:r>
+        <w:t xml:space="preserve"> </w:t>
+      </w:r>
+      <w:r>
+        <w:t xml:space="preserve">— chat tetap masuk saat app dibuka (via SSE), tapi notif status bar mati total. Untuk HP tanpa GMS, gunakan jalur PWA saja.</w:t>
+      </w:r>
+    </w:p>
     <w:bookmarkEnd w:id="23"/>
-    <w:bookmarkStart w:id="24" w:name="permission-yang-wajib-di-grant"/>
+    <w:bookmarkStart w:id="26" w:name="permission-yang-wajib-di-grant"/>
     <w:p>
       <w:pPr>
         <w:pStyle w:val="Heading3"/>
@@ -3424,13 +3615,16 @@
         <w:pStyle w:val="FirstParagraph"/>
       </w:pPr>
       <w:r>
-        <w:t xml:space="preserve">Sebelum hand-off device ke petugas, pastikan keenam izin berikut sudah</w:t>
-      </w:r>
-      <w:r>
-        <w:t xml:space="preserve"> </w:t>
-      </w:r>
-      <w:r>
-        <w:t xml:space="preserve">diaktifkan:</w:t>
+        <w:t xml:space="preserve">Beda antara PWA dan APK. Sebelum hand-off device, verifikasi izin berikut:</w:t>
+      </w:r>
+    </w:p>
+    <w:bookmarkStart w:id="24" w:name="petugas-pakai-pwa-browser"/>
+    <w:p>
+      <w:pPr>
+        <w:pStyle w:val="Heading4"/>
+      </w:pPr>
+      <w:r>
+        <w:t xml:space="preserve">4.3.1 Petugas pakai PWA (browser)</w:t>
       </w:r>
     </w:p>
     <w:tbl>
@@ -3723,7 +3917,498 @@
       </w:tr>
     </w:tbl>
     <w:bookmarkEnd w:id="24"/>
-    <w:bookmarkStart w:id="25" w:name="rekomendasi-hp"/>
+    <w:bookmarkStart w:id="25" w:name="petugas-pakai-apk-android-native"/>
+    <w:p>
+      <w:pPr>
+        <w:pStyle w:val="Heading4"/>
+      </w:pPr>
+      <w:r>
+        <w:t xml:space="preserve">4.3.2 Petugas pakai APK Android Native</w:t>
+      </w:r>
+    </w:p>
+    <w:tbl>
+      <w:tblPr>
+        <w:tblStyle w:val="Table"/>
+        <w:tblW w:type="pct" w:w="5000"/>
+        <w:tblLayout w:type="fixed"/>
+        <w:tblLook w:firstRow="1" w:lastRow="0" w:firstColumn="0" w:lastColumn="0" w:noHBand="0" w:noVBand="0" w:val="0020"/>
+      </w:tblPr>
+      <w:tblGrid>
+        <w:gridCol w:w="2640"/>
+        <w:gridCol w:w="2640"/>
+        <w:gridCol w:w="2640"/>
+      </w:tblGrid>
+      <w:tr>
+        <w:trPr>
+          <w:tblHeader w:val="on"/>
+        </w:trPr>
+        <w:tc>
+          <w:tcPr/>
+          <w:p>
+            <w:pPr>
+              <w:pStyle w:val="Compact"/>
+            </w:pPr>
+            <w:r>
+              <w:t xml:space="preserve">Izin</w:t>
+            </w:r>
+          </w:p>
+        </w:tc>
+        <w:tc>
+          <w:tcPr/>
+          <w:p>
+            <w:pPr>
+              <w:pStyle w:val="Compact"/>
+            </w:pPr>
+            <w:r>
+              <w:t xml:space="preserve">Lokasi setting</w:t>
+            </w:r>
+          </w:p>
+        </w:tc>
+        <w:tc>
+          <w:tcPr/>
+          <w:p>
+            <w:pPr>
+              <w:pStyle w:val="Compact"/>
+            </w:pPr>
+            <w:r>
+              <w:t xml:space="preserve">Wajib</w:t>
+            </w:r>
+          </w:p>
+        </w:tc>
+      </w:tr>
+      <w:tr>
+        <w:tc>
+          <w:tcPr/>
+          <w:p>
+            <w:pPr>
+              <w:pStyle w:val="Compact"/>
+            </w:pPr>
+            <w:r>
+              <w:t xml:space="preserve">☑ GPS / Location service device-level</w:t>
+            </w:r>
+          </w:p>
+        </w:tc>
+        <w:tc>
+          <w:tcPr/>
+          <w:p>
+            <w:pPr>
+              <w:pStyle w:val="Compact"/>
+            </w:pPr>
+            <w:r>
+              <w:t xml:space="preserve">Settings → Location → ON, mode</w:t>
+            </w:r>
+            <w:r>
+              <w:t xml:space="preserve"> </w:t>
+            </w:r>
+            <w:r>
+              <w:t xml:space="preserve">“High accuracy”</w:t>
+            </w:r>
+          </w:p>
+        </w:tc>
+        <w:tc>
+          <w:tcPr/>
+          <w:p>
+            <w:pPr>
+              <w:pStyle w:val="Compact"/>
+            </w:pPr>
+            <w:r>
+              <w:t xml:space="preserve">✓</w:t>
+            </w:r>
+          </w:p>
+        </w:tc>
+      </w:tr>
+      <w:tr>
+        <w:tc>
+          <w:tcPr/>
+          <w:p>
+            <w:pPr>
+              <w:pStyle w:val="Compact"/>
+            </w:pPr>
+            <w:r>
+              <w:t xml:space="preserve">☑ Lokasi</w:t>
+            </w:r>
+            <w:r>
+              <w:t xml:space="preserve"> </w:t>
+            </w:r>
+            <w:r>
+              <w:rPr>
+                <w:b/>
+                <w:bCs/>
+              </w:rPr>
+              <w:t xml:space="preserve">“Sepanjang waktu”</w:t>
+            </w:r>
+            <w:r>
+              <w:t xml:space="preserve"> </w:t>
+            </w:r>
+            <w:r>
+              <w:t xml:space="preserve">(bukan hanya</w:t>
+            </w:r>
+            <w:r>
+              <w:t xml:space="preserve"> </w:t>
+            </w:r>
+            <w:r>
+              <w:t xml:space="preserve">“saat digunakan”</w:t>
+            </w:r>
+            <w:r>
+              <w:t xml:space="preserve">)</w:t>
+            </w:r>
+          </w:p>
+        </w:tc>
+        <w:tc>
+          <w:tcPr/>
+          <w:p>
+            <w:pPr>
+              <w:pStyle w:val="Compact"/>
+            </w:pPr>
+            <w:r>
+              <w:t xml:space="preserve">Settings → Apps → BSN Lacak → Permissions → Location →</w:t>
+            </w:r>
+            <w:r>
+              <w:t xml:space="preserve"> </w:t>
+            </w:r>
+            <w:r>
+              <w:rPr>
+                <w:b/>
+                <w:bCs/>
+              </w:rPr>
+              <w:t xml:space="preserve">Allow all the time</w:t>
+            </w:r>
+          </w:p>
+        </w:tc>
+        <w:tc>
+          <w:tcPr/>
+          <w:p>
+            <w:pPr>
+              <w:pStyle w:val="Compact"/>
+            </w:pPr>
+            <w:r>
+              <w:t xml:space="preserve">✓ (kritis untuk tracking backgrounded)</w:t>
+            </w:r>
+          </w:p>
+        </w:tc>
+      </w:tr>
+      <w:tr>
+        <w:tc>
+          <w:tcPr/>
+          <w:p>
+            <w:pPr>
+              <w:pStyle w:val="Compact"/>
+            </w:pPr>
+            <w:r>
+              <w:t xml:space="preserve">☑ Kamera</w:t>
+            </w:r>
+          </w:p>
+        </w:tc>
+        <w:tc>
+          <w:tcPr/>
+          <w:p>
+            <w:pPr>
+              <w:pStyle w:val="Compact"/>
+            </w:pPr>
+            <w:r>
+              <w:t xml:space="preserve">Settings → Apps → BSN Lacak → Permissions → Camera → Allow</w:t>
+            </w:r>
+          </w:p>
+        </w:tc>
+        <w:tc>
+          <w:tcPr/>
+          <w:p>
+            <w:pPr>
+              <w:pStyle w:val="Compact"/>
+            </w:pPr>
+            <w:r>
+              <w:t xml:space="preserve">✓</w:t>
+            </w:r>
+          </w:p>
+        </w:tc>
+      </w:tr>
+      <w:tr>
+        <w:tc>
+          <w:tcPr/>
+          <w:p>
+            <w:pPr>
+              <w:pStyle w:val="Compact"/>
+            </w:pPr>
+            <w:r>
+              <w:t xml:space="preserve">☑ Notifications (Android 13+ runtime prompt)</w:t>
+            </w:r>
+          </w:p>
+        </w:tc>
+        <w:tc>
+          <w:tcPr/>
+          <w:p>
+            <w:pPr>
+              <w:pStyle w:val="Compact"/>
+            </w:pPr>
+            <w:r>
+              <w:t xml:space="preserve">Settings → Apps → BSN Lacak → Notifications → Allow</w:t>
+            </w:r>
+          </w:p>
+        </w:tc>
+        <w:tc>
+          <w:tcPr/>
+          <w:p>
+            <w:pPr>
+              <w:pStyle w:val="Compact"/>
+            </w:pPr>
+            <w:r>
+              <w:t xml:space="preserve">✓ (untuk FCM push + foreground service notif)</w:t>
+            </w:r>
+          </w:p>
+        </w:tc>
+      </w:tr>
+      <w:tr>
+        <w:tc>
+          <w:tcPr/>
+          <w:p>
+            <w:pPr>
+              <w:pStyle w:val="Compact"/>
+            </w:pPr>
+            <w:r>
+              <w:t xml:space="preserve">☑</w:t>
+            </w:r>
+            <w:r>
+              <w:t xml:space="preserve"> </w:t>
+            </w:r>
+            <w:r>
+              <w:rPr>
+                <w:b/>
+                <w:bCs/>
+              </w:rPr>
+              <w:t xml:space="preserve">Battery optimization: Tidak dibatasi</w:t>
+            </w:r>
+          </w:p>
+        </w:tc>
+        <w:tc>
+          <w:tcPr/>
+          <w:p>
+            <w:pPr>
+              <w:pStyle w:val="Compact"/>
+            </w:pPr>
+            <w:r>
+              <w:t xml:space="preserve">Settings → Apps → BSN Lacak → Battery →</w:t>
+            </w:r>
+            <w:r>
+              <w:t xml:space="preserve"> </w:t>
+            </w:r>
+            <w:r>
+              <w:rPr>
+                <w:b/>
+                <w:bCs/>
+              </w:rPr>
+              <w:t xml:space="preserve">Unrestricted</w:t>
+            </w:r>
+          </w:p>
+        </w:tc>
+        <w:tc>
+          <w:tcPr/>
+          <w:p>
+            <w:pPr>
+              <w:pStyle w:val="Compact"/>
+            </w:pPr>
+            <w:r>
+              <w:t xml:space="preserve">✓</w:t>
+            </w:r>
+            <w:r>
+              <w:t xml:space="preserve"> </w:t>
+            </w:r>
+            <w:r>
+              <w:rPr>
+                <w:b/>
+                <w:bCs/>
+              </w:rPr>
+              <w:t xml:space="preserve">KRITIS</w:t>
+            </w:r>
+            <w:r>
+              <w:t xml:space="preserve"> </w:t>
+            </w:r>
+            <w:r>
+              <w:t xml:space="preserve">— kalau tidak, OEM (Samsung/Xiaomi/Oppo) akan kill foreground service</w:t>
+            </w:r>
+          </w:p>
+        </w:tc>
+      </w:tr>
+      <w:tr>
+        <w:tc>
+          <w:tcPr/>
+          <w:p>
+            <w:pPr>
+              <w:pStyle w:val="Compact"/>
+            </w:pPr>
+            <w:r>
+              <w:t xml:space="preserve">☑ Auto-start (khusus MIUI/ColorOS/Funtouch)</w:t>
+            </w:r>
+          </w:p>
+        </w:tc>
+        <w:tc>
+          <w:tcPr/>
+          <w:p>
+            <w:pPr>
+              <w:pStyle w:val="Compact"/>
+            </w:pPr>
+            <w:r>
+              <w:t xml:space="preserve">Settings → Apps → BSN Lacak → Auto-start → ON</w:t>
+            </w:r>
+          </w:p>
+        </w:tc>
+        <w:tc>
+          <w:tcPr/>
+          <w:p>
+            <w:pPr>
+              <w:pStyle w:val="Compact"/>
+            </w:pPr>
+            <w:r>
+              <w:t xml:space="preserve">✓ untuk HP Xiaomi/Oppo/Vivo</w:t>
+            </w:r>
+          </w:p>
+        </w:tc>
+      </w:tr>
+      <w:tr>
+        <w:tc>
+          <w:tcPr/>
+          <w:p>
+            <w:pPr>
+              <w:pStyle w:val="Compact"/>
+            </w:pPr>
+            <w:r>
+              <w:t xml:space="preserve">☑ Install</w:t>
+            </w:r>
+            <w:r>
+              <w:t xml:space="preserve"> </w:t>
+            </w:r>
+            <w:r>
+              <w:t xml:space="preserve">“Sumber tidak dikenal”</w:t>
+            </w:r>
+            <w:r>
+              <w:t xml:space="preserve"> </w:t>
+            </w:r>
+            <w:r>
+              <w:t xml:space="preserve">(untuk sideload APK)</w:t>
+            </w:r>
+          </w:p>
+        </w:tc>
+        <w:tc>
+          <w:tcPr/>
+          <w:p>
+            <w:pPr>
+              <w:pStyle w:val="Compact"/>
+            </w:pPr>
+            <w:r>
+              <w:t xml:space="preserve">Settings → Apps → Special access → Install unknown apps</w:t>
+            </w:r>
+          </w:p>
+        </w:tc>
+        <w:tc>
+          <w:tcPr/>
+          <w:p>
+            <w:pPr>
+              <w:pStyle w:val="Compact"/>
+            </w:pPr>
+            <w:r>
+              <w:t xml:space="preserve">✓ saat first install</w:t>
+            </w:r>
+          </w:p>
+        </w:tc>
+      </w:tr>
+    </w:tbl>
+    <w:p>
+      <w:pPr>
+        <w:pStyle w:val="BlockText"/>
+      </w:pPr>
+      <w:r>
+        <w:rPr>
+          <w:b/>
+          <w:bCs/>
+        </w:rPr>
+        <w:t xml:space="preserve">Catatan penting Android 11+:</w:t>
+      </w:r>
+      <w:r>
+        <w:t xml:space="preserve"> </w:t>
+      </w:r>
+      <w:r>
+        <w:t xml:space="preserve">Runtime dialog izin lokasi</w:t>
+      </w:r>
+      <w:r>
+        <w:t xml:space="preserve"> </w:t>
+      </w:r>
+      <w:r>
+        <w:rPr>
+          <w:b/>
+          <w:bCs/>
+        </w:rPr>
+        <w:t xml:space="preserve">tidak</w:t>
+      </w:r>
+      <w:r>
+        <w:t xml:space="preserve"> </w:t>
+      </w:r>
+      <w:r>
+        <w:t xml:space="preserve">menampilkan opsi</w:t>
+      </w:r>
+      <w:r>
+        <w:t xml:space="preserve"> </w:t>
+      </w:r>
+      <w:r>
+        <w:t xml:space="preserve">“Sepanjang waktu”</w:t>
+      </w:r>
+      <w:r>
+        <w:t xml:space="preserve"> </w:t>
+      </w:r>
+      <w:r>
+        <w:t xml:space="preserve">(only</w:t>
+      </w:r>
+      <w:r>
+        <w:t xml:space="preserve"> </w:t>
+      </w:r>
+      <w:r>
+        <w:t xml:space="preserve">“Saat aplikasi digunakan”</w:t>
+      </w:r>
+      <w:r>
+        <w:t xml:space="preserve"> </w:t>
+      </w:r>
+      <w:r>
+        <w:t xml:space="preserve">atau</w:t>
+      </w:r>
+      <w:r>
+        <w:t xml:space="preserve"> </w:t>
+      </w:r>
+      <w:r>
+        <w:t xml:space="preserve">“Sekali saja”</w:t>
+      </w:r>
+      <w:r>
+        <w:t xml:space="preserve">). Petugas harus</w:t>
+      </w:r>
+      <w:r>
+        <w:t xml:space="preserve"> </w:t>
+      </w:r>
+      <w:r>
+        <w:rPr>
+          <w:b/>
+          <w:bCs/>
+        </w:rPr>
+        <w:t xml:space="preserve">manual upgrade</w:t>
+      </w:r>
+      <w:r>
+        <w:t xml:space="preserve"> </w:t>
+      </w:r>
+      <w:r>
+        <w:t xml:space="preserve">di Settings → Apps → Permissions. Aplikasi sudah menampilkan banner in-app</w:t>
+      </w:r>
+      <w:r>
+        <w:t xml:space="preserve"> </w:t>
+      </w:r>
+      <w:r>
+        <w:t xml:space="preserve">“Buka Pengaturan”</w:t>
+      </w:r>
+      <w:r>
+        <w:t xml:space="preserve"> </w:t>
+      </w:r>
+      <w:r>
+        <w:t xml:space="preserve">dengan tombol shortcut saat clock-in.</w:t>
+      </w:r>
+    </w:p>
+    <w:bookmarkEnd w:id="25"/>
+    <w:bookmarkEnd w:id="26"/>
+    <w:bookmarkStart w:id="27" w:name="rekomendasi-hp"/>
     <w:p>
       <w:pPr>
         <w:pStyle w:val="Heading3"/>
@@ -3806,7 +4491,7 @@
                 <w:b/>
                 <w:bCs/>
               </w:rPr>
-              <w:t xml:space="preserve">Entry layak</w:t>
+              <w:t xml:space="preserve">Entry layak (PWA)</w:t>
             </w:r>
           </w:p>
         </w:tc>
@@ -3839,35 +4524,48 @@
               <w:pStyle w:val="Compact"/>
             </w:pPr>
             <w:r>
-              <w:t xml:space="preserve">RAM 4 GB, Android 14</w:t>
-            </w:r>
-          </w:p>
-        </w:tc>
-      </w:tr>
-      <w:tr>
-        <w:tc>
-          <w:tcPr/>
-          <w:p>
-            <w:pPr>
-              <w:pStyle w:val="Compact"/>
-            </w:pPr>
+              <w:t xml:space="preserve">RAM 4 GB, Android 14.</w:t>
+            </w:r>
+            <w:r>
+              <w:t xml:space="preserve"> </w:t>
+            </w:r>
             <w:r>
               <w:rPr>
                 <w:b/>
                 <w:bCs/>
               </w:rPr>
-              <w:t xml:space="preserve">Optimal</w:t>
-            </w:r>
-          </w:p>
-        </w:tc>
-        <w:tc>
-          <w:tcPr/>
-          <w:p>
-            <w:pPr>
-              <w:pStyle w:val="Compact"/>
-            </w:pPr>
-            <w:r>
-              <w:t xml:space="preserve">Samsung Galaxy A15 / Xiaomi Redmi 13C</w:t>
+              <w:t xml:space="preserve">Cukup untuk PWA</w:t>
+            </w:r>
+            <w:r>
+              <w:t xml:space="preserve">, tapi APK Capacitor kurang optimal — foreground service sering ke-kill di kondisi memori tekanan.</w:t>
+            </w:r>
+          </w:p>
+        </w:tc>
+      </w:tr>
+      <w:tr>
+        <w:tc>
+          <w:tcPr/>
+          <w:p>
+            <w:pPr>
+              <w:pStyle w:val="Compact"/>
+            </w:pPr>
+            <w:r>
+              <w:rPr>
+                <w:b/>
+                <w:bCs/>
+              </w:rPr>
+              <w:t xml:space="preserve">Optimal (APK + PWA)</w:t>
+            </w:r>
+          </w:p>
+        </w:tc>
+        <w:tc>
+          <w:tcPr/>
+          <w:p>
+            <w:pPr>
+              <w:pStyle w:val="Compact"/>
+            </w:pPr>
+            <w:r>
+              <w:t xml:space="preserve">Samsung Galaxy A15 / A16 / Xiaomi Redmi 13</w:t>
             </w:r>
           </w:p>
         </w:tc>
@@ -3889,7 +4587,23 @@
               <w:pStyle w:val="Compact"/>
             </w:pPr>
             <w:r>
-              <w:t xml:space="preserve">RAM 6 GB, kamera 50 MP, baterai 5000 mAh</w:t>
+              <w:t xml:space="preserve">RAM 6 GB, kamera 50 MP, baterai 5.000 mAh.</w:t>
+            </w:r>
+            <w:r>
+              <w:t xml:space="preserve"> </w:t>
+            </w:r>
+            <w:r>
+              <w:rPr>
+                <w:b/>
+                <w:bCs/>
+              </w:rPr>
+              <w:t xml:space="preserve">Sweet spot untuk APK</w:t>
+            </w:r>
+            <w:r>
+              <w:t xml:space="preserve"> </w:t>
+            </w:r>
+            <w:r>
+              <w:t xml:space="preserve">— foreground service stabil, battery cukup shift 8 jam.</w:t>
             </w:r>
           </w:p>
         </w:tc>
@@ -3917,36 +4631,54 @@
               <w:pStyle w:val="Compact"/>
             </w:pPr>
             <w:r>
-              <w:t xml:space="preserve">Samsung Galaxy A55 5G</w:t>
-            </w:r>
-          </w:p>
-        </w:tc>
-        <w:tc>
-          <w:tcPr/>
-          <w:p>
-            <w:pPr>
-              <w:pStyle w:val="Compact"/>
-            </w:pPr>
-            <w:r>
-              <w:t xml:space="preserve">Rp 5–6 juta</w:t>
-            </w:r>
-          </w:p>
-        </w:tc>
-        <w:tc>
-          <w:tcPr/>
-          <w:p>
-            <w:pPr>
-              <w:pStyle w:val="Compact"/>
-            </w:pPr>
-            <w:r>
-              <w:t xml:space="preserve">Performa &amp; build quality jangka panjang</w:t>
+              <w:t xml:space="preserve">Samsung Galaxy A25 / A55 5G</w:t>
+            </w:r>
+          </w:p>
+        </w:tc>
+        <w:tc>
+          <w:tcPr/>
+          <w:p>
+            <w:pPr>
+              <w:pStyle w:val="Compact"/>
+            </w:pPr>
+            <w:r>
+              <w:t xml:space="preserve">Rp 3.5–6 juta</w:t>
+            </w:r>
+          </w:p>
+        </w:tc>
+        <w:tc>
+          <w:tcPr/>
+          <w:p>
+            <w:pPr>
+              <w:pStyle w:val="Compact"/>
+            </w:pPr>
+            <w:r>
+              <w:t xml:space="preserve">RAM 8 GB, kamera OIS, IP54 splash-resistant. Untuk supervisor lapangan / petugas senior.</w:t>
             </w:r>
           </w:p>
         </w:tc>
       </w:tr>
     </w:tbl>
-    <w:bookmarkEnd w:id="25"/>
-    <w:bookmarkStart w:id="26" w:name="aksesori-wajib"/>
+    <w:p>
+      <w:pPr>
+        <w:pStyle w:val="BlockText"/>
+      </w:pPr>
+      <w:r>
+        <w:rPr>
+          <w:b/>
+          <w:bCs/>
+        </w:rPr>
+        <w:t xml:space="preserve">Sudah diuji internal:</w:t>
+      </w:r>
+      <w:r>
+        <w:t xml:space="preserve"> </w:t>
+      </w:r>
+      <w:r>
+        <w:t xml:space="preserve">Samsung Galaxy A73 (Android 14, RAM 8 GB) — APK berjalan stabil, foreground service GPS tidak ke-kill, FCM push masuk saat app tertutup. Baseline referensi untuk kompatibilitas produksi.</w:t>
+      </w:r>
+    </w:p>
+    <w:bookmarkEnd w:id="27"/>
+    <w:bookmarkStart w:id="28" w:name="aksesori-wajib"/>
     <w:p>
       <w:pPr>
         <w:pStyle w:val="Heading3"/>
@@ -4045,7 +4777,7 @@
               <w:pStyle w:val="Compact"/>
             </w:pPr>
             <w:r>
-              <w:t xml:space="preserve">Shift penuh 8 jam dengan GPS aktif konsumsi tinggi</w:t>
+              <w:t xml:space="preserve">Shift penuh 8 jam dengan GPS foreground service konsumsi 8-12%/jam</w:t>
             </w:r>
           </w:p>
         </w:tc>
@@ -4168,8 +4900,8 @@
         </w:tc>
       </w:tr>
     </w:tbl>
-    <w:bookmarkEnd w:id="26"/>
-    <w:bookmarkStart w:id="27" w:name="device-yang-tidak-direkomendasikan"/>
+    <w:bookmarkEnd w:id="28"/>
+    <w:bookmarkStart w:id="29" w:name="device-yang-tidak-direkomendasikan"/>
     <w:p>
       <w:pPr>
         <w:pStyle w:val="Heading3"/>
@@ -4183,11 +4915,11 @@
         <w:pStyle w:val="Compact"/>
         <w:numPr>
           <w:ilvl w:val="0"/>
-          <w:numId w:val="1004"/>
+          <w:numId w:val="1005"/>
         </w:numPr>
       </w:pPr>
       <w:r>
-        <w:t xml:space="preserve">HP dengan RAM 1 GB → PWA + MapLibre OOM crash sering</w:t>
+        <w:t xml:space="preserve">HP dengan RAM ≤ 2 GB → APK Capacitor foreground service ke-kill OS, WebView OOM. Jalur PWA-only masih bisa tapi tracking cakupan turun.</w:t>
       </w:r>
     </w:p>
     <w:p>
@@ -4195,11 +4927,11 @@
         <w:pStyle w:val="Compact"/>
         <w:numPr>
           <w:ilvl w:val="0"/>
-          <w:numId w:val="1004"/>
+          <w:numId w:val="1005"/>
         </w:numPr>
       </w:pPr>
       <w:r>
-        <w:t xml:space="preserve">HP Android &lt; 8.0 → Chrome 90+ tidak tersedia</w:t>
+        <w:t xml:space="preserve">HP Android &lt; 8.0 → System WebView 90+ tidak tersedia, Capacitor plugin tidak jalan.</w:t>
       </w:r>
     </w:p>
     <w:p>
@@ -4207,11 +4939,34 @@
         <w:pStyle w:val="Compact"/>
         <w:numPr>
           <w:ilvl w:val="0"/>
-          <w:numId w:val="1004"/>
+          <w:numId w:val="1005"/>
         </w:numPr>
       </w:pPr>
       <w:r>
-        <w:t xml:space="preserve">HP tanpa Google Play Services (grey market China) → push notification gagal</w:t>
+        <w:rPr>
+          <w:b/>
+          <w:bCs/>
+        </w:rPr>
+        <w:t xml:space="preserve">HP tanpa Google Play Services</w:t>
+      </w:r>
+      <w:r>
+        <w:t xml:space="preserve"> </w:t>
+      </w:r>
+      <w:r>
+        <w:t xml:space="preserve">(grey market Xiaomi tanpa GMS, Huawei tanpa GMS setelah 2019) →</w:t>
+      </w:r>
+      <w:r>
+        <w:t xml:space="preserve"> </w:t>
+      </w:r>
+      <w:r>
+        <w:rPr>
+          <w:b/>
+          <w:bCs/>
+        </w:rPr>
+        <w:t xml:space="preserve">FCM push tidak berfungsi</w:t>
+      </w:r>
+      <w:r>
+        <w:t xml:space="preserve">. Aplikasi tetap jalan lewat SSE (saat app dibuka), tapi status bar notif mati total.</w:t>
       </w:r>
     </w:p>
     <w:p>
@@ -4219,13 +4974,441 @@
         <w:pStyle w:val="Compact"/>
         <w:numPr>
           <w:ilvl w:val="0"/>
-          <w:numId w:val="1004"/>
+          <w:numId w:val="1005"/>
         </w:numPr>
       </w:pPr>
       <w:r>
-        <w:t xml:space="preserve">Feature phone / tablet kecil tanpa GPS chip native</w:t>
-      </w:r>
-    </w:p>
+        <w:t xml:space="preserve">Feature phone / tablet kecil tanpa GPS chip native.</w:t>
+      </w:r>
+    </w:p>
+    <w:p>
+      <w:pPr>
+        <w:pStyle w:val="Compact"/>
+        <w:numPr>
+          <w:ilvl w:val="0"/>
+          <w:numId w:val="1005"/>
+        </w:numPr>
+      </w:pPr>
+      <w:r>
+        <w:t xml:space="preserve">HP dengan custom ROM agresif (LineageOS microG tanpa GMS, Custom AOSP tanpa Google) → tracking foreground service tidak reliable.</w:t>
+      </w:r>
+    </w:p>
+    <w:bookmarkEnd w:id="29"/>
+    <w:bookmarkStart w:id="30" w:name="pwa-vs-apk-kapan-pilih-mana"/>
+    <w:p>
+      <w:pPr>
+        <w:pStyle w:val="Heading3"/>
+      </w:pPr>
+      <w:r>
+        <w:t xml:space="preserve">4.7 PWA vs APK — Kapan Pilih Mana</w:t>
+      </w:r>
+    </w:p>
+    <w:tbl>
+      <w:tblPr>
+        <w:tblStyle w:val="Table"/>
+        <w:tblW w:type="pct" w:w="5000"/>
+        <w:tblLayout w:type="fixed"/>
+        <w:tblLook w:firstRow="1" w:lastRow="0" w:firstColumn="0" w:lastColumn="0" w:noHBand="0" w:noVBand="0" w:val="0020"/>
+      </w:tblPr>
+      <w:tblGrid>
+        <w:gridCol w:w="2640"/>
+        <w:gridCol w:w="2640"/>
+        <w:gridCol w:w="2640"/>
+      </w:tblGrid>
+      <w:tr>
+        <w:trPr>
+          <w:tblHeader w:val="on"/>
+        </w:trPr>
+        <w:tc>
+          <w:tcPr/>
+          <w:p>
+            <w:pPr>
+              <w:pStyle w:val="Compact"/>
+            </w:pPr>
+            <w:r>
+              <w:t xml:space="preserve">Kriteria</w:t>
+            </w:r>
+          </w:p>
+        </w:tc>
+        <w:tc>
+          <w:tcPr/>
+          <w:p>
+            <w:pPr>
+              <w:pStyle w:val="Compact"/>
+            </w:pPr>
+            <w:r>
+              <w:t xml:space="preserve">PWA (browser)</w:t>
+            </w:r>
+          </w:p>
+        </w:tc>
+        <w:tc>
+          <w:tcPr/>
+          <w:p>
+            <w:pPr>
+              <w:pStyle w:val="Compact"/>
+            </w:pPr>
+            <w:r>
+              <w:t xml:space="preserve">APK Android Native</w:t>
+            </w:r>
+          </w:p>
+        </w:tc>
+      </w:tr>
+      <w:tr>
+        <w:tc>
+          <w:tcPr/>
+          <w:p>
+            <w:pPr>
+              <w:pStyle w:val="Compact"/>
+            </w:pPr>
+            <w:r>
+              <w:rPr>
+                <w:b/>
+                <w:bCs/>
+              </w:rPr>
+              <w:t xml:space="preserve">Distribusi</w:t>
+            </w:r>
+          </w:p>
+        </w:tc>
+        <w:tc>
+          <w:tcPr/>
+          <w:p>
+            <w:pPr>
+              <w:pStyle w:val="Compact"/>
+            </w:pPr>
+            <w:r>
+              <w:t xml:space="preserve">Buka URL → Add to Home Screen</w:t>
+            </w:r>
+          </w:p>
+        </w:tc>
+        <w:tc>
+          <w:tcPr/>
+          <w:p>
+            <w:pPr>
+              <w:pStyle w:val="Compact"/>
+            </w:pPr>
+            <w:r>
+              <w:t xml:space="preserve">Sideload file APK, install manual</w:t>
+            </w:r>
+          </w:p>
+        </w:tc>
+      </w:tr>
+      <w:tr>
+        <w:tc>
+          <w:tcPr/>
+          <w:p>
+            <w:pPr>
+              <w:pStyle w:val="Compact"/>
+            </w:pPr>
+            <w:r>
+              <w:rPr>
+                <w:b/>
+                <w:bCs/>
+              </w:rPr>
+              <w:t xml:space="preserve">GPS saat layar mati</w:t>
+            </w:r>
+          </w:p>
+        </w:tc>
+        <w:tc>
+          <w:tcPr/>
+          <w:p>
+            <w:pPr>
+              <w:pStyle w:val="Compact"/>
+            </w:pPr>
+            <w:r>
+              <w:t xml:space="preserve">Tidak reliable (browser suspend)</w:t>
+            </w:r>
+          </w:p>
+        </w:tc>
+        <w:tc>
+          <w:tcPr/>
+          <w:p>
+            <w:pPr>
+              <w:pStyle w:val="Compact"/>
+            </w:pPr>
+            <w:r>
+              <w:t xml:space="preserve">Foreground service — reliable</w:t>
+            </w:r>
+          </w:p>
+        </w:tc>
+      </w:tr>
+      <w:tr>
+        <w:tc>
+          <w:tcPr/>
+          <w:p>
+            <w:pPr>
+              <w:pStyle w:val="Compact"/>
+            </w:pPr>
+            <w:r>
+              <w:rPr>
+                <w:b/>
+                <w:bCs/>
+              </w:rPr>
+              <w:t xml:space="preserve">Cakupan tracking harian</w:t>
+            </w:r>
+          </w:p>
+        </w:tc>
+        <w:tc>
+          <w:tcPr/>
+          <w:p>
+            <w:pPr>
+              <w:pStyle w:val="Compact"/>
+            </w:pPr>
+            <w:r>
+              <w:t xml:space="preserve">~70-85%</w:t>
+            </w:r>
+          </w:p>
+        </w:tc>
+        <w:tc>
+          <w:tcPr/>
+          <w:p>
+            <w:pPr>
+              <w:pStyle w:val="Compact"/>
+            </w:pPr>
+            <w:r>
+              <w:t xml:space="preserve">~95-99%</w:t>
+            </w:r>
+          </w:p>
+        </w:tc>
+      </w:tr>
+      <w:tr>
+        <w:tc>
+          <w:tcPr/>
+          <w:p>
+            <w:pPr>
+              <w:pStyle w:val="Compact"/>
+            </w:pPr>
+            <w:r>
+              <w:rPr>
+                <w:b/>
+                <w:bCs/>
+              </w:rPr>
+              <w:t xml:space="preserve">Push notification saat app ditutup</w:t>
+            </w:r>
+          </w:p>
+        </w:tc>
+        <w:tc>
+          <w:tcPr/>
+          <w:p>
+            <w:pPr>
+              <w:pStyle w:val="Compact"/>
+            </w:pPr>
+            <w:r>
+              <w:t xml:space="preserve">Web Push VAPID (perlu WebView modern)</w:t>
+            </w:r>
+          </w:p>
+        </w:tc>
+        <w:tc>
+          <w:tcPr/>
+          <w:p>
+            <w:pPr>
+              <w:pStyle w:val="Compact"/>
+            </w:pPr>
+            <w:r>
+              <w:t xml:space="preserve">FCM native (butuh Google Play Services)</w:t>
+            </w:r>
+          </w:p>
+        </w:tc>
+      </w:tr>
+      <w:tr>
+        <w:tc>
+          <w:tcPr/>
+          <w:p>
+            <w:pPr>
+              <w:pStyle w:val="Compact"/>
+            </w:pPr>
+            <w:r>
+              <w:rPr>
+                <w:b/>
+                <w:bCs/>
+              </w:rPr>
+              <w:t xml:space="preserve">Update aplikasi</w:t>
+            </w:r>
+          </w:p>
+        </w:tc>
+        <w:tc>
+          <w:tcPr/>
+          <w:p>
+            <w:pPr>
+              <w:pStyle w:val="Compact"/>
+            </w:pPr>
+            <w:r>
+              <w:t xml:space="preserve">Otomatis via service worker</w:t>
+            </w:r>
+          </w:p>
+        </w:tc>
+        <w:tc>
+          <w:tcPr/>
+          <w:p>
+            <w:pPr>
+              <w:pStyle w:val="Compact"/>
+            </w:pPr>
+            <w:r>
+              <w:t xml:space="preserve">Otomatis untuk fitur SPA (server mode); APK rebuild hanya saat plugin/permission berubah</w:t>
+            </w:r>
+          </w:p>
+        </w:tc>
+      </w:tr>
+      <w:tr>
+        <w:tc>
+          <w:tcPr/>
+          <w:p>
+            <w:pPr>
+              <w:pStyle w:val="Compact"/>
+            </w:pPr>
+            <w:r>
+              <w:rPr>
+                <w:b/>
+                <w:bCs/>
+              </w:rPr>
+              <w:t xml:space="preserve">Ukuran storage</w:t>
+            </w:r>
+          </w:p>
+        </w:tc>
+        <w:tc>
+          <w:tcPr/>
+          <w:p>
+            <w:pPr>
+              <w:pStyle w:val="Compact"/>
+            </w:pPr>
+            <w:r>
+              <w:t xml:space="preserve">~50 MB SW cache</w:t>
+            </w:r>
+          </w:p>
+        </w:tc>
+        <w:tc>
+          <w:tcPr/>
+          <w:p>
+            <w:pPr>
+              <w:pStyle w:val="Compact"/>
+            </w:pPr>
+            <w:r>
+              <w:t xml:space="preserve">6 MB APK + WebView cache</w:t>
+            </w:r>
+          </w:p>
+        </w:tc>
+      </w:tr>
+      <w:tr>
+        <w:tc>
+          <w:tcPr/>
+          <w:p>
+            <w:pPr>
+              <w:pStyle w:val="Compact"/>
+            </w:pPr>
+            <w:r>
+              <w:rPr>
+                <w:b/>
+                <w:bCs/>
+              </w:rPr>
+              <w:t xml:space="preserve">Kompatibilitas iOS</w:t>
+            </w:r>
+          </w:p>
+        </w:tc>
+        <w:tc>
+          <w:tcPr/>
+          <w:p>
+            <w:pPr>
+              <w:pStyle w:val="Compact"/>
+            </w:pPr>
+            <w:r>
+              <w:t xml:space="preserve">✓ Safari 14+</w:t>
+            </w:r>
+          </w:p>
+        </w:tc>
+        <w:tc>
+          <w:tcPr/>
+          <w:p>
+            <w:pPr>
+              <w:pStyle w:val="Compact"/>
+            </w:pPr>
+            <w:r>
+              <w:t xml:space="preserve">✗ Tidak di-deliver fase ini</w:t>
+            </w:r>
+          </w:p>
+        </w:tc>
+      </w:tr>
+      <w:tr>
+        <w:tc>
+          <w:tcPr/>
+          <w:p>
+            <w:pPr>
+              <w:pStyle w:val="Compact"/>
+            </w:pPr>
+            <w:r>
+              <w:rPr>
+                <w:b/>
+                <w:bCs/>
+              </w:rPr>
+              <w:t xml:space="preserve">Wajib install-unknown-apps</w:t>
+            </w:r>
+          </w:p>
+        </w:tc>
+        <w:tc>
+          <w:tcPr/>
+          <w:p>
+            <w:pPr>
+              <w:pStyle w:val="Compact"/>
+            </w:pPr>
+            <w:r>
+              <w:t xml:space="preserve">Tidak</w:t>
+            </w:r>
+          </w:p>
+        </w:tc>
+        <w:tc>
+          <w:tcPr/>
+          <w:p>
+            <w:pPr>
+              <w:pStyle w:val="Compact"/>
+            </w:pPr>
+            <w:r>
+              <w:t xml:space="preserve">Ya (saat first install)</w:t>
+            </w:r>
+          </w:p>
+        </w:tc>
+      </w:tr>
+      <w:tr>
+        <w:tc>
+          <w:tcPr/>
+          <w:p>
+            <w:pPr>
+              <w:pStyle w:val="Compact"/>
+            </w:pPr>
+            <w:r>
+              <w:rPr>
+                <w:b/>
+                <w:bCs/>
+              </w:rPr>
+              <w:t xml:space="preserve">Rekomendasi</w:t>
+            </w:r>
+          </w:p>
+        </w:tc>
+        <w:tc>
+          <w:tcPr/>
+          <w:p>
+            <w:pPr>
+              <w:pStyle w:val="Compact"/>
+            </w:pPr>
+            <w:r>
+              <w:t xml:space="preserve">HP RAM &lt; 3 GB, iOS user, petugas backup</w:t>
+            </w:r>
+          </w:p>
+        </w:tc>
+        <w:tc>
+          <w:tcPr/>
+          <w:p>
+            <w:pPr>
+              <w:pStyle w:val="Compact"/>
+            </w:pPr>
+            <w:r>
+              <w:rPr>
+                <w:b/>
+                <w:bCs/>
+              </w:rPr>
+              <w:t xml:space="preserve">Petugas Android produksi utama</w:t>
+            </w:r>
+          </w:p>
+        </w:tc>
+      </w:tr>
+    </w:tbl>
     <w:p>
       <w:r>
         <w:pict>
@@ -4233,9 +5416,9 @@
         </w:pict>
       </w:r>
     </w:p>
-    <w:bookmarkEnd w:id="27"/>
-    <w:bookmarkEnd w:id="28"/>
-    <w:bookmarkStart w:id="32" w:name="estimasi-biaya-capex"/>
+    <w:bookmarkEnd w:id="30"/>
+    <w:bookmarkEnd w:id="31"/>
+    <w:bookmarkStart w:id="35" w:name="estimasi-biaya-capex"/>
     <w:p>
       <w:pPr>
         <w:pStyle w:val="Heading2"/>
@@ -4244,7 +5427,7 @@
         <w:t xml:space="preserve">5. Estimasi Biaya CapEx</w:t>
       </w:r>
     </w:p>
-    <w:bookmarkStart w:id="29" w:name="setup-1-cabang-1-supervisor-6-petugas"/>
+    <w:bookmarkStart w:id="32" w:name="setup-1-cabang-1-supervisor-6-petugas"/>
     <w:p>
       <w:pPr>
         <w:pStyle w:val="Heading3"/>
@@ -4638,8 +5821,8 @@
         </w:tc>
       </w:tr>
     </w:tbl>
-    <w:bookmarkEnd w:id="29"/>
-    <w:bookmarkStart w:id="30" w:name="X211ce784baa30179974301e57752828667dc554"/>
+    <w:bookmarkEnd w:id="32"/>
+    <w:bookmarkStart w:id="33" w:name="X211ce784baa30179974301e57752828667dc554"/>
     <w:p>
       <w:pPr>
         <w:pStyle w:val="Heading3"/>
@@ -4879,8 +6062,8 @@
         </w:tc>
       </w:tr>
     </w:tbl>
-    <w:bookmarkEnd w:id="30"/>
-    <w:bookmarkStart w:id="31" w:name="catatan-biaya"/>
+    <w:bookmarkEnd w:id="33"/>
+    <w:bookmarkStart w:id="34" w:name="catatan-biaya"/>
     <w:p>
       <w:pPr>
         <w:pStyle w:val="Heading3"/>
@@ -4894,7 +6077,7 @@
         <w:pStyle w:val="Compact"/>
         <w:numPr>
           <w:ilvl w:val="0"/>
-          <w:numId w:val="1005"/>
+          <w:numId w:val="1006"/>
         </w:numPr>
       </w:pPr>
       <w:r>
@@ -4916,7 +6099,7 @@
         <w:pStyle w:val="Compact"/>
         <w:numPr>
           <w:ilvl w:val="0"/>
-          <w:numId w:val="1005"/>
+          <w:numId w:val="1006"/>
         </w:numPr>
       </w:pPr>
       <w:r>
@@ -4938,7 +6121,7 @@
         <w:pStyle w:val="Compact"/>
         <w:numPr>
           <w:ilvl w:val="0"/>
-          <w:numId w:val="1005"/>
+          <w:numId w:val="1006"/>
         </w:numPr>
       </w:pPr>
       <w:r>
@@ -4950,7 +6133,7 @@
         <w:pStyle w:val="Compact"/>
         <w:numPr>
           <w:ilvl w:val="0"/>
-          <w:numId w:val="1005"/>
+          <w:numId w:val="1006"/>
         </w:numPr>
       </w:pPr>
       <w:r>
@@ -4964,9 +6147,9 @@
         </w:pict>
       </w:r>
     </w:p>
-    <w:bookmarkEnd w:id="31"/>
-    <w:bookmarkEnd w:id="32"/>
-    <w:bookmarkStart w:id="36" w:name="pertimbangan-implementasi"/>
+    <w:bookmarkEnd w:id="34"/>
+    <w:bookmarkEnd w:id="35"/>
+    <w:bookmarkStart w:id="39" w:name="pertimbangan-implementasi"/>
     <w:p>
       <w:pPr>
         <w:pStyle w:val="Heading2"/>
@@ -4975,7 +6158,7 @@
         <w:t xml:space="preserve">6. Pertimbangan Implementasi</w:t>
       </w:r>
     </w:p>
-    <w:bookmarkStart w:id="33" w:name="roll-out-bertahap-direkomendasikan"/>
+    <w:bookmarkStart w:id="36" w:name="roll-out-bertahap-direkomendasikan"/>
     <w:p>
       <w:pPr>
         <w:pStyle w:val="Heading3"/>
@@ -5197,8 +6380,8 @@
         </w:tc>
       </w:tr>
     </w:tbl>
-    <w:bookmarkEnd w:id="33"/>
-    <w:bookmarkStart w:id="34" w:name="sla-dukungan"/>
+    <w:bookmarkEnd w:id="36"/>
+    <w:bookmarkStart w:id="37" w:name="sla-dukungan"/>
     <w:p>
       <w:pPr>
         <w:pStyle w:val="Heading3"/>
@@ -5212,7 +6395,7 @@
         <w:pStyle w:val="Compact"/>
         <w:numPr>
           <w:ilvl w:val="0"/>
-          <w:numId w:val="1006"/>
+          <w:numId w:val="1007"/>
         </w:numPr>
       </w:pPr>
       <w:r>
@@ -5231,7 +6414,7 @@
         <w:pStyle w:val="Compact"/>
         <w:numPr>
           <w:ilvl w:val="0"/>
-          <w:numId w:val="1006"/>
+          <w:numId w:val="1007"/>
         </w:numPr>
       </w:pPr>
       <w:r>
@@ -5265,7 +6448,7 @@
         <w:pStyle w:val="Compact"/>
         <w:numPr>
           <w:ilvl w:val="0"/>
-          <w:numId w:val="1006"/>
+          <w:numId w:val="1007"/>
         </w:numPr>
       </w:pPr>
       <w:r>
@@ -5299,7 +6482,7 @@
         <w:pStyle w:val="Compact"/>
         <w:numPr>
           <w:ilvl w:val="0"/>
-          <w:numId w:val="1006"/>
+          <w:numId w:val="1007"/>
         </w:numPr>
       </w:pPr>
       <w:r>
@@ -5310,11 +6493,11 @@
         <w:t xml:space="preserve">Update aplikasi</w:t>
       </w:r>
       <w:r>
-        <w:t xml:space="preserve">: deploy zero-downtime via Docker compose, auto-update service worker PWA.</w:t>
-      </w:r>
-    </w:p>
-    <w:bookmarkEnd w:id="34"/>
-    <w:bookmarkStart w:id="35" w:name="keamanan-dasar-sudah-terkonfigurasi"/>
+        <w:t xml:space="preserve">: deploy zero-downtime via Docker compose, auto-update service worker (PWA) + APK Capacitor server-mode load SPA terbaru otomatis tanpa rebuild.</w:t>
+      </w:r>
+    </w:p>
+    <w:bookmarkEnd w:id="37"/>
+    <w:bookmarkStart w:id="38" w:name="keamanan-dasar-sudah-terkonfigurasi"/>
     <w:p>
       <w:pPr>
         <w:pStyle w:val="Heading3"/>
@@ -5328,7 +6511,7 @@
         <w:pStyle w:val="Compact"/>
         <w:numPr>
           <w:ilvl w:val="0"/>
-          <w:numId w:val="1007"/>
+          <w:numId w:val="1008"/>
         </w:numPr>
       </w:pPr>
       <w:r>
@@ -5340,7 +6523,7 @@
         <w:pStyle w:val="Compact"/>
         <w:numPr>
           <w:ilvl w:val="0"/>
-          <w:numId w:val="1007"/>
+          <w:numId w:val="1008"/>
         </w:numPr>
       </w:pPr>
       <w:r>
@@ -5352,7 +6535,7 @@
         <w:pStyle w:val="Compact"/>
         <w:numPr>
           <w:ilvl w:val="0"/>
-          <w:numId w:val="1007"/>
+          <w:numId w:val="1008"/>
         </w:numPr>
       </w:pPr>
       <w:r>
@@ -5364,7 +6547,7 @@
         <w:pStyle w:val="Compact"/>
         <w:numPr>
           <w:ilvl w:val="0"/>
-          <w:numId w:val="1007"/>
+          <w:numId w:val="1008"/>
         </w:numPr>
       </w:pPr>
       <w:r>
@@ -5376,7 +6559,7 @@
         <w:pStyle w:val="Compact"/>
         <w:numPr>
           <w:ilvl w:val="0"/>
-          <w:numId w:val="1007"/>
+          <w:numId w:val="1008"/>
         </w:numPr>
       </w:pPr>
       <w:r>
@@ -5388,7 +6571,7 @@
         <w:pStyle w:val="Compact"/>
         <w:numPr>
           <w:ilvl w:val="0"/>
-          <w:numId w:val="1007"/>
+          <w:numId w:val="1008"/>
         </w:numPr>
       </w:pPr>
       <w:r>
@@ -5402,9 +6585,9 @@
         </w:pict>
       </w:r>
     </w:p>
-    <w:bookmarkEnd w:id="35"/>
-    <w:bookmarkEnd w:id="36"/>
-    <w:bookmarkStart w:id="37" w:name="lampiran-a-glosarium"/>
+    <w:bookmarkEnd w:id="38"/>
+    <w:bookmarkEnd w:id="39"/>
+    <w:bookmarkStart w:id="40" w:name="lampiran-a-glosarium"/>
     <w:p>
       <w:pPr>
         <w:pStyle w:val="Heading2"/>
@@ -5491,6 +6674,174 @@
                 <w:b/>
                 <w:bCs/>
               </w:rPr>
+              <w:t xml:space="preserve">Capacitor</w:t>
+            </w:r>
+          </w:p>
+        </w:tc>
+        <w:tc>
+          <w:tcPr/>
+          <w:p>
+            <w:pPr>
+              <w:pStyle w:val="Compact"/>
+            </w:pPr>
+            <w:r>
+              <w:t xml:space="preserve">Framework hybrid oleh Ionic — wrap aplikasi web jadi APK Android native dengan akses plugin native (foreground service GPS, dll)</w:t>
+            </w:r>
+          </w:p>
+        </w:tc>
+      </w:tr>
+      <w:tr>
+        <w:tc>
+          <w:tcPr/>
+          <w:p>
+            <w:pPr>
+              <w:pStyle w:val="Compact"/>
+            </w:pPr>
+            <w:r>
+              <w:rPr>
+                <w:b/>
+                <w:bCs/>
+              </w:rPr>
+              <w:t xml:space="preserve">APK</w:t>
+            </w:r>
+          </w:p>
+        </w:tc>
+        <w:tc>
+          <w:tcPr/>
+          <w:p>
+            <w:pPr>
+              <w:pStyle w:val="Compact"/>
+            </w:pPr>
+            <w:r>
+              <w:t xml:space="preserve">Android Package Kit — paket instalasi aplikasi Android, di-sideload ke HP</w:t>
+            </w:r>
+          </w:p>
+        </w:tc>
+      </w:tr>
+      <w:tr>
+        <w:tc>
+          <w:tcPr/>
+          <w:p>
+            <w:pPr>
+              <w:pStyle w:val="Compact"/>
+            </w:pPr>
+            <w:r>
+              <w:rPr>
+                <w:b/>
+                <w:bCs/>
+              </w:rPr>
+              <w:t xml:space="preserve">Foreground Service</w:t>
+            </w:r>
+          </w:p>
+        </w:tc>
+        <w:tc>
+          <w:tcPr/>
+          <w:p>
+            <w:pPr>
+              <w:pStyle w:val="Compact"/>
+            </w:pPr>
+            <w:r>
+              <w:t xml:space="preserve">Service Android yang jalan terus dengan notifikasi persisten di status bar — tidak dikill OS saat aplikasi backgrounded</w:t>
+            </w:r>
+          </w:p>
+        </w:tc>
+      </w:tr>
+      <w:tr>
+        <w:tc>
+          <w:tcPr/>
+          <w:p>
+            <w:pPr>
+              <w:pStyle w:val="Compact"/>
+            </w:pPr>
+            <w:r>
+              <w:rPr>
+                <w:b/>
+                <w:bCs/>
+              </w:rPr>
+              <w:t xml:space="preserve">FCM</w:t>
+            </w:r>
+          </w:p>
+        </w:tc>
+        <w:tc>
+          <w:tcPr/>
+          <w:p>
+            <w:pPr>
+              <w:pStyle w:val="Compact"/>
+            </w:pPr>
+            <w:r>
+              <w:t xml:space="preserve">Firebase Cloud Messaging — layanan push notification Google untuk Android native (via GMS)</w:t>
+            </w:r>
+          </w:p>
+        </w:tc>
+      </w:tr>
+      <w:tr>
+        <w:tc>
+          <w:tcPr/>
+          <w:p>
+            <w:pPr>
+              <w:pStyle w:val="Compact"/>
+            </w:pPr>
+            <w:r>
+              <w:rPr>
+                <w:b/>
+                <w:bCs/>
+              </w:rPr>
+              <w:t xml:space="preserve">VAPID Web Push</w:t>
+            </w:r>
+          </w:p>
+        </w:tc>
+        <w:tc>
+          <w:tcPr/>
+          <w:p>
+            <w:pPr>
+              <w:pStyle w:val="Compact"/>
+            </w:pPr>
+            <w:r>
+              <w:t xml:space="preserve">Voluntary Application Server Identification — protokol push untuk PWA browser (tidak butuh GMS)</w:t>
+            </w:r>
+          </w:p>
+        </w:tc>
+      </w:tr>
+      <w:tr>
+        <w:tc>
+          <w:tcPr/>
+          <w:p>
+            <w:pPr>
+              <w:pStyle w:val="Compact"/>
+            </w:pPr>
+            <w:r>
+              <w:rPr>
+                <w:b/>
+                <w:bCs/>
+              </w:rPr>
+              <w:t xml:space="preserve">GMS</w:t>
+            </w:r>
+          </w:p>
+        </w:tc>
+        <w:tc>
+          <w:tcPr/>
+          <w:p>
+            <w:pPr>
+              <w:pStyle w:val="Compact"/>
+            </w:pPr>
+            <w:r>
+              <w:t xml:space="preserve">Google Mobile Services — paket Google (Play Services, Play Store, dll) yang wajib untuk FCM</w:t>
+            </w:r>
+          </w:p>
+        </w:tc>
+      </w:tr>
+      <w:tr>
+        <w:tc>
+          <w:tcPr/>
+          <w:p>
+            <w:pPr>
+              <w:pStyle w:val="Compact"/>
+            </w:pPr>
+            <w:r>
+              <w:rPr>
+                <w:b/>
+                <w:bCs/>
+              </w:rPr>
               <w:t xml:space="preserve">SSE</w:t>
             </w:r>
           </w:p>
@@ -5676,8 +7027,8 @@
         </w:tc>
       </w:tr>
     </w:tbl>
-    <w:bookmarkEnd w:id="37"/>
-    <w:bookmarkStart w:id="38" w:name="lampiran-b-referensi-dokumen-lain"/>
+    <w:bookmarkEnd w:id="40"/>
+    <w:bookmarkStart w:id="41" w:name="lampiran-b-referensi-dokumen-lain"/>
     <w:p>
       <w:pPr>
         <w:pStyle w:val="Heading2"/>
@@ -5691,7 +7042,7 @@
         <w:pStyle w:val="Compact"/>
         <w:numPr>
           <w:ilvl w:val="0"/>
-          <w:numId w:val="1008"/>
+          <w:numId w:val="1009"/>
         </w:numPr>
       </w:pPr>
       <w:r>
@@ -5712,7 +7063,7 @@
         <w:pStyle w:val="Compact"/>
         <w:numPr>
           <w:ilvl w:val="0"/>
-          <w:numId w:val="1008"/>
+          <w:numId w:val="1009"/>
         </w:numPr>
       </w:pPr>
       <w:r>
@@ -5733,7 +7084,7 @@
         <w:pStyle w:val="Compact"/>
         <w:numPr>
           <w:ilvl w:val="0"/>
-          <w:numId w:val="1008"/>
+          <w:numId w:val="1009"/>
         </w:numPr>
       </w:pPr>
       <w:r>
@@ -5754,7 +7105,7 @@
         <w:pStyle w:val="Compact"/>
         <w:numPr>
           <w:ilvl w:val="0"/>
-          <w:numId w:val="1008"/>
+          <w:numId w:val="1009"/>
         </w:numPr>
       </w:pPr>
       <w:r>
@@ -5775,7 +7126,49 @@
         <w:pStyle w:val="Compact"/>
         <w:numPr>
           <w:ilvl w:val="0"/>
-          <w:numId w:val="1008"/>
+          <w:numId w:val="1009"/>
+        </w:numPr>
+      </w:pPr>
+      <w:r>
+        <w:rPr>
+          <w:rStyle w:val="VerbatimChar"/>
+        </w:rPr>
+        <w:t xml:space="preserve">ANDROID_APP.md</w:t>
+      </w:r>
+      <w:r>
+        <w:t xml:space="preserve"> </w:t>
+      </w:r>
+      <w:r>
+        <w:t xml:space="preserve">— panduan build + install APK Android native</w:t>
+      </w:r>
+    </w:p>
+    <w:p>
+      <w:pPr>
+        <w:pStyle w:val="Compact"/>
+        <w:numPr>
+          <w:ilvl w:val="0"/>
+          <w:numId w:val="1009"/>
+        </w:numPr>
+      </w:pPr>
+      <w:r>
+        <w:rPr>
+          <w:rStyle w:val="VerbatimChar"/>
+        </w:rPr>
+        <w:t xml:space="preserve">FIREBASE_SETUP.md</w:t>
+      </w:r>
+      <w:r>
+        <w:t xml:space="preserve"> </w:t>
+      </w:r>
+      <w:r>
+        <w:t xml:space="preserve">— setup Firebase Cloud Messaging untuk push notification APK</w:t>
+      </w:r>
+    </w:p>
+    <w:p>
+      <w:pPr>
+        <w:pStyle w:val="Compact"/>
+        <w:numPr>
+          <w:ilvl w:val="0"/>
+          <w:numId w:val="1009"/>
         </w:numPr>
       </w:pPr>
       <w:r>
@@ -5838,8 +7231,8 @@
         <w:t xml:space="preserve">spesifikasi.</w:t>
       </w:r>
     </w:p>
-    <w:bookmarkEnd w:id="38"/>
-    <w:bookmarkEnd w:id="39"/>
+    <w:bookmarkEnd w:id="41"/>
+    <w:bookmarkEnd w:id="42"/>
     <w:sectPr>
       <w:footnotePr>
         <w:numRestart w:val="eachSect"/>
@@ -6190,6 +7583,9 @@
     <w:abstractNumId w:val="991"/>
   </w:num>
   <w:num w:numId="1008">
+    <w:abstractNumId w:val="991"/>
+  </w:num>
+  <w:num w:numId="1009">
     <w:abstractNumId w:val="991"/>
   </w:num>
 </w:numbering>
